--- a/ML_System_Design/ML_SD_M05_Features_Stores.docx
+++ b/ML_System_Design/ML_SD_M05_Features_Stores.docx
@@ -710,7 +710,7 @@
       <w:r>
         <w:drawing>
           <wp:inline>
-            <wp:extent cx="5334000" cy="2750170"/>
+            <wp:extent cx="5727700" cy="2953159"/>
             <wp:effectExtent b="0" l="0" r="0" t="0"/>
             <wp:docPr descr="Six kinds of features: numerical, categorical, text, image, temporal, and cross features. Every raw signal must become a number before a model can use it." title="" id="11" name="Picture"/>
             <a:graphic>
@@ -731,7 +731,7 @@
                   <pic:spPr bwMode="auto">
                     <a:xfrm>
                       <a:off x="0" y="0"/>
-                      <a:ext cx="5334000" cy="2750170"/>
+                      <a:ext cx="5727700" cy="2953159"/>
                     </a:xfrm>
                     <a:prstGeom prst="rect">
                       <a:avLst/>
@@ -1505,7 +1505,7 @@
       <w:r>
         <w:drawing>
           <wp:inline>
-            <wp:extent cx="5334000" cy="2750170"/>
+            <wp:extent cx="5727700" cy="2953159"/>
             <wp:effectExtent b="0" l="0" r="0" t="0"/>
             <wp:docPr descr="One-hot encoding gives one slot per known value (exact but explodes for millions of values); the hashing trick squashes any value into K fixed buckets (fixed memory, no vocabulary, rare collisions)." title="" id="20" name="Picture"/>
             <a:graphic>
@@ -1526,7 +1526,7 @@
                   <pic:spPr bwMode="auto">
                     <a:xfrm>
                       <a:off x="0" y="0"/>
-                      <a:ext cx="5334000" cy="2750170"/>
+                      <a:ext cx="5727700" cy="2953159"/>
                     </a:xfrm>
                     <a:prstGeom prst="rect">
                       <a:avLst/>
@@ -2602,7 +2602,7 @@
       <w:r>
         <w:drawing>
           <wp:inline>
-            <wp:extent cx="5334000" cy="2750170"/>
+            <wp:extent cx="5727700" cy="2953159"/>
             <wp:effectExtent b="0" l="0" r="0" t="0"/>
             <wp:docPr descr="Scale-sensitive models (linear/logistic regression, SVM/KNN using distances, neural networks using gradient descent) must have features scaled; scale-invariant models (decision trees, random forest, gradient-boosted trees) split on order, so scale is irrelevant." title="" id="30" name="Picture"/>
             <a:graphic>
@@ -2623,7 +2623,7 @@
                   <pic:spPr bwMode="auto">
                     <a:xfrm>
                       <a:off x="0" y="0"/>
-                      <a:ext cx="5334000" cy="2750170"/>
+                      <a:ext cx="5727700" cy="2953159"/>
                     </a:xfrm>
                     <a:prstGeom prst="rect">
                       <a:avLst/>
@@ -3087,7 +3087,7 @@
       <w:r>
         <w:drawing>
           <wp:inline>
-            <wp:extent cx="5334000" cy="2750170"/>
+            <wp:extent cx="5727700" cy="2953159"/>
             <wp:effectExtent b="0" l="0" r="0" t="0"/>
             <wp:docPr descr="An embedding maps a movie id to a short learned dense vector instead of a giant sparse one-hot; similar items end up with nearby vectors, so the model generalises." title="" id="36" name="Picture"/>
             <a:graphic>
@@ -3108,7 +3108,7 @@
                   <pic:spPr bwMode="auto">
                     <a:xfrm>
                       <a:off x="0" y="0"/>
-                      <a:ext cx="5334000" cy="2750170"/>
+                      <a:ext cx="5727700" cy="2953159"/>
                     </a:xfrm>
                     <a:prstGeom prst="rect">
                       <a:avLst/>
@@ -3701,7 +3701,7 @@
       <w:r>
         <w:drawing>
           <wp:inline>
-            <wp:extent cx="5334000" cy="2467970"/>
+            <wp:extent cx="5727700" cy="2650129"/>
             <wp:effectExtent b="0" l="0" r="0" t="0"/>
             <wp:docPr descr="A feature cross combines day_of_week = Saturday and hour = 8pm into a single new feature ‘Sat &amp; 8pm’, letting a simple model learn the interaction it could not see from each feature alone." title="" id="45" name="Picture"/>
             <a:graphic>
@@ -3722,7 +3722,7 @@
                   <pic:spPr bwMode="auto">
                     <a:xfrm>
                       <a:off x="0" y="0"/>
-                      <a:ext cx="5334000" cy="2467970"/>
+                      <a:ext cx="5727700" cy="2650129"/>
                     </a:xfrm>
                     <a:prstGeom prst="rect">
                       <a:avLst/>
@@ -4184,7 +4184,7 @@
       <w:r>
         <w:drawing>
           <wp:inline>
-            <wp:extent cx="5334000" cy="2376344"/>
+            <wp:extent cx="5727700" cy="2551741"/>
             <wp:effectExtent b="0" l="0" r="0" t="0"/>
             <wp:docPr descr="Training-serving skew: the offline batch pipeline computes avg_spend as a mean over 90 days, while the online app code computes it over 30 days. The same feature name, two different formulas, equals skew, and the model sees inputs it never trained on." title="" id="51" name="Picture"/>
             <a:graphic>
@@ -4205,7 +4205,7 @@
                   <pic:spPr bwMode="auto">
                     <a:xfrm>
                       <a:off x="0" y="0"/>
-                      <a:ext cx="5334000" cy="2376344"/>
+                      <a:ext cx="5727700" cy="2551741"/>
                     </a:xfrm>
                     <a:prstGeom prst="rect">
                       <a:avLst/>
@@ -4765,7 +4765,7 @@
       <w:r>
         <w:drawing>
           <wp:inline>
-            <wp:extent cx="5334000" cy="2746364"/>
+            <wp:extent cx="5727700" cy="2949071"/>
             <wp:effectExtent b="0" l="0" r="0" t="0"/>
             <wp:docPr descr="A feature store has one feature definition written once, materialised into an offline store (a warehouse with big history, read by training) and an online store (a fast key-value store with the latest values, read by serving). Feast, Tecton, and Michelangelo follow this pattern so training and serving agree." title="" id="60" name="Picture"/>
             <a:graphic>
@@ -4786,7 +4786,7 @@
                   <pic:spPr bwMode="auto">
                     <a:xfrm>
                       <a:off x="0" y="0"/>
-                      <a:ext cx="5334000" cy="2746364"/>
+                      <a:ext cx="5727700" cy="2949071"/>
                     </a:xfrm>
                     <a:prstGeom prst="rect">
                       <a:avLst/>
@@ -5083,7 +5083,7 @@
       <w:r>
         <w:drawing>
           <wp:inline>
-            <wp:extent cx="5334000" cy="2369251"/>
+            <wp:extent cx="5727700" cy="2544124"/>
             <wp:effectExtent b="0" l="0" r="0" t="0"/>
             <wp:docPr descr="Point-in-time correctness on a timeline: a label event happens at prediction time T. A feature may use only data BEFORE T (green, OK); pulling data from AFTER T (red) is leakage. A naive join pulls future rows and produces fake accuracy." title="" id="64" name="Picture"/>
             <a:graphic>
@@ -5104,7 +5104,7 @@
                   <pic:spPr bwMode="auto">
                     <a:xfrm>
                       <a:off x="0" y="0"/>
-                      <a:ext cx="5334000" cy="2369251"/>
+                      <a:ext cx="5727700" cy="2544124"/>
                     </a:xfrm>
                     <a:prstGeom prst="rect">
                       <a:avLst/>
@@ -8817,6 +8817,8 @@
       <w:footnotePr>
         <w:numRestart w:val="eachSect"/>
       </w:footnotePr>
+      <w:pgSz w:h="16838" w:w="11906"/>
+      <w:pgMar w:bottom="1440" w:footer="720" w:gutter="0" w:header="720" w:left="1440" w:right="1440" w:top="1440"/>
     </w:sectPr>
   </w:body>
 </w:document>
